--- a/mau_forms_thi_clb/HUONG_DAN_GOOGLE_FORMS.docx
+++ b/mau_forms_thi_clb/HUONG_DAN_GOOGLE_FORMS.docx
@@ -380,7 +380,7 @@
         <w:t xml:space="preserve">1. </w:t>
       </w:r>
       <w:r>
-        <w:t>Mở trình duyệt, vào script.google.com, đăng nhập tài khoản Google.</w:t>
+        <w:t>Mở trình duyệt, vào script.google.com, đăng nhập tài khoản Google, bấm “Dự án mới” (New project). Cách khác: mở một biểu mẫu trống bất kỳ, bấm dấu ba chấm ở góc trên bên phải, chọn “Apps Script”. Hai cách như nhau.</w:t>
       </w:r>
     </w:p>
     <w:p>
@@ -394,7 +394,7 @@
         <w:t xml:space="preserve">2. </w:t>
       </w:r>
       <w:r>
-        <w:t>Bấm “Dự án mới” (New project) ở góc trên bên trái.</w:t>
+        <w:t>Xoá hết chữ có sẵn trong khung soạn thảo (dòng function myFunction...).</w:t>
       </w:r>
     </w:p>
     <w:p>
@@ -408,7 +408,7 @@
         <w:t xml:space="preserve">3. </w:t>
       </w:r>
       <w:r>
-        <w:t>Xoá hết chữ có sẵn trong khung soạn thảo (dòng function myFunction...).</w:t>
+        <w:t>Mở tệp TAO_GOOGLE_FORM.gs, chọn tất cả (Ctrl + A), sao chép (Ctrl + C), rồi dán vào khung soạn thảo (Ctrl + V).</w:t>
       </w:r>
     </w:p>
     <w:p>
@@ -422,7 +422,7 @@
         <w:t xml:space="preserve">4. </w:t>
       </w:r>
       <w:r>
-        <w:t>Mở tệp TAO_GOOGLE_FORM.gs, chọn tất cả (Ctrl + A), sao chép (Ctrl + C), rồi dán vào khung soạn thảo (Ctrl + V).</w:t>
+        <w:t>Bấm biểu tượng đĩa mềm để lưu. Đặt tên dự án, ví dụ “Đăng ký CLB”.</w:t>
       </w:r>
     </w:p>
     <w:p>
@@ -436,7 +436,7 @@
         <w:t xml:space="preserve">5. </w:t>
       </w:r>
       <w:r>
-        <w:t>Bấm biểu tượng đĩa mềm để lưu. Đặt tên dự án, ví dụ “Đăng ký CLB”.</w:t>
+        <w:t>Ở thanh trên cùng, chỗ chọn hàm, chọn taoBieuMau. Bấm “Chạy” (Run).</w:t>
       </w:r>
     </w:p>
     <w:p>
@@ -450,7 +450,7 @@
         <w:t xml:space="preserve">6. </w:t>
       </w:r>
       <w:r>
-        <w:t>Ở thanh trên cùng, chỗ chọn hàm, chọn taoBieuMau. Bấm “Chạy” (Run).</w:t>
+        <w:t>Google hỏi quyền truy cập. Bấm “Xem lại quyền” (Review permissions), chọn tài khoản.</w:t>
       </w:r>
     </w:p>
     <w:p>
@@ -464,7 +464,7 @@
         <w:t xml:space="preserve">7. </w:t>
       </w:r>
       <w:r>
-        <w:t>Google hỏi quyền truy cập. Bấm “Xem lại quyền” (Review permissions), chọn tài khoản.</w:t>
+        <w:t>Nếu hiện “Google chưa xác minh ứng dụng này”: bấm “Nâng cao” (Advanced), rồi “Đi tới Đăng ký CLB (không an toàn)”. Cảnh báo này hiện vì đoạn mã do chính em tạo, chưa qua Google duyệt. Mã chỉ làm việc trong Drive của em.</w:t>
       </w:r>
     </w:p>
     <w:p>
@@ -478,7 +478,7 @@
         <w:t xml:space="preserve">8. </w:t>
       </w:r>
       <w:r>
-        <w:t>Nếu hiện “Google chưa xác minh ứng dụng này”: bấm “Nâng cao” (Advanced), rồi “Đi tới Đăng ký CLB (không an toàn)”. Cảnh báo này hiện vì đoạn mã do chính em tạo, chưa qua Google duyệt. Mã chỉ làm việc trong Drive của em.</w:t>
+        <w:t>Bấm “Cho phép” (Allow). Đợi khoảng 1 tới 3 phút.</w:t>
       </w:r>
     </w:p>
     <w:p>
@@ -490,20 +490,6 @@
           <w:b/>
         </w:rPr>
         <w:t xml:space="preserve">9. </w:t>
-      </w:r>
-      <w:r>
-        <w:t>Bấm “Cho phép” (Allow). Đợi khoảng 1 tới 3 phút.</w:t>
-      </w:r>
-    </w:p>
-    <w:p>
-      <w:pPr>
-        <w:pStyle w:val="ListParagraph"/>
-      </w:pPr>
-      <w:r>
-        <w:rPr>
-          <w:b/>
-        </w:rPr>
-        <w:t xml:space="preserve">10. </w:t>
       </w:r>
       <w:r>
         <w:t>Khi chạy xong, phần “Nhật ký thực thi” (Execution log) ở dưới hiện hai đường dẫn: đường dẫn SỬA biểu mẫu và đường dẫn gửi HỌC SINH. Chép cả hai lại.</w:t>
@@ -588,6 +574,26 @@
           <w:b/>
         </w:rPr>
         <w:t xml:space="preserve">3. </w:t>
+      </w:r>
+      <w:r>
+        <w:rPr>
+          <w:b/>
+        </w:rPr>
+        <w:t>Xuất bản.</w:t>
+      </w:r>
+      <w:r>
+        <w:t xml:space="preserve"> Nếu nút “Xuất bản” ở góc trên còn màu tím, bấm vào để xuất bản. Chưa xuất bản thì học sinh không mở được biểu mẫu.</w:t>
+      </w:r>
+    </w:p>
+    <w:p>
+      <w:pPr>
+        <w:pStyle w:val="ListParagraph"/>
+      </w:pPr>
+      <w:r>
+        <w:rPr>
+          <w:b/>
+        </w:rPr>
+        <w:t xml:space="preserve">4. </w:t>
       </w:r>
       <w:r>
         <w:rPr>

--- a/mau_forms_thi_clb/HUONG_DAN_GOOGLE_FORMS.docx
+++ b/mau_forms_thi_clb/HUONG_DAN_GOOGLE_FORMS.docx
@@ -626,7 +626,7 @@
         <w:pStyle w:val="ListBullet"/>
       </w:pPr>
       <w:r>
-        <w:t>Nhắc học sinh: mỗi buổi thi tối đa 5 CLB; buổi nào bận thì chọn “Không, em bận buổi này”; xếp hạng thì mỗi hạng chỉ chọn cho một CLB.</w:t>
+        <w:t>Nhắc học sinh: buổi nào bận thì chọn “Không, em bận buổi này”; xếp hạng thì mỗi hạng chỉ chọn cho một CLB; tick trước các CLB muốn thi, tối đa 5 CLB mỗi buổi. Chỉ bài thi của CLB đã tick mới được tính điểm.</w:t>
       </w:r>
     </w:p>
     <w:p>
@@ -997,7 +997,7 @@
         <w:t xml:space="preserve">4. </w:t>
       </w:r>
       <w:r>
-        <w:t>Đối chiếu với trang “Cảnh báo” trong BANG_DIEM.xlsx. Ví dụ: học sinh thi quá 5 CLB trong một buổi thì phần mềm sẽ bỏ cả buổi đó của em.</w:t>
+        <w:t>Đối chiếu với trang “Cảnh báo” trong BANG_DIEM.xlsx. Hai cảnh báo hay gặp: em làm bài một CLB mà không tick CLB đó (bài không được tính), và em tick một CLB mà không làm bài.</w:t>
       </w:r>
     </w:p>
     <w:p>

--- a/mau_forms_thi_clb/HUONG_DAN_GOOGLE_FORMS.docx
+++ b/mau_forms_thi_clb/HUONG_DAN_GOOGLE_FORMS.docx
@@ -886,6 +886,70 @@
                 <w:b/>
                 <w:sz w:val="20"/>
               </w:rPr>
+              <w:t>RAW_PHIEU.xlsx</w:t>
+            </w:r>
+          </w:p>
+        </w:tc>
+        <w:tc>
+          <w:tcPr>
+            <w:tcW w:type="dxa" w:w="4320"/>
+          </w:tcPr>
+          <w:p>
+            <w:r/>
+            <w:r>
+              <w:rPr>
+                <w:b w:val="0"/>
+                <w:sz w:val="20"/>
+              </w:rPr>
+              <w:t>Dữ liệu raw: mọi câu trả lời của mọi phiếu, mỗi câu một dòng. Câu đề thi đã chấm sẵn: đúng hay sai, điểm, có được tính không. Dùng để soát lại hoặc xử lí tiếp. Định dạng xem tệp DINH_DANG_RAW.md.</w:t>
+            </w:r>
+          </w:p>
+        </w:tc>
+      </w:tr>
+      <w:tr>
+        <w:tc>
+          <w:tcPr>
+            <w:tcW w:type="dxa" w:w="4320"/>
+          </w:tcPr>
+          <w:p>
+            <w:r/>
+            <w:r>
+              <w:rPr>
+                <w:b/>
+                <w:sz w:val="20"/>
+              </w:rPr>
+              <w:t>DAP_AN.xlsx</w:t>
+            </w:r>
+          </w:p>
+        </w:tc>
+        <w:tc>
+          <w:tcPr>
+            <w:tcW w:type="dxa" w:w="4320"/>
+          </w:tcPr>
+          <w:p>
+            <w:r/>
+            <w:r>
+              <w:rPr>
+                <w:b w:val="0"/>
+                <w:sz w:val="20"/>
+              </w:rPr>
+              <w:t>Đáp án của 100 câu đề thi, kèm 4 lựa chọn và điểm mỗi câu.</w:t>
+            </w:r>
+          </w:p>
+        </w:tc>
+      </w:tr>
+      <w:tr>
+        <w:tc>
+          <w:tcPr>
+            <w:tcW w:type="dxa" w:w="4320"/>
+          </w:tcPr>
+          <w:p>
+            <w:r/>
+            <w:r>
+              <w:rPr>
+                <w:b/>
+                <w:sz w:val="20"/>
+              </w:rPr>
               <w:t>BANG_DIEM &lt;ngày giờ&gt;</w:t>
             </w:r>
           </w:p>

--- a/mau_forms_thi_clb/HUONG_DAN_GOOGLE_FORMS.docx
+++ b/mau_forms_thi_clb/HUONG_DAN_GOOGLE_FORMS.docx
@@ -602,7 +602,7 @@
         <w:t>Làm thử.</w:t>
       </w:r>
       <w:r>
-        <w:t xml:space="preserve"> Bấm biểu tượng con mắt (Xem trước) và làm thử: chọn Không ở một buổi, thi một CLB, rồi chọn “Em không thi thêm CLB nào buổi này”. Kiểm tra biểu mẫu nhảy đúng.</w:t>
+        <w:t xml:space="preserve"> Bấm biểu tượng con mắt (Xem trước) và làm thử: chọn Không ở một buổi; ở buổi khác xếp vài CLB ở bảng Top, tick 2 CLB, chọn làm CLB thứ nhất, rồi CLB thứ hai, rồi “Em không thi thêm CLB nào buổi này”. Kiểm tra chỉ đề của 2 CLB đó hiện ra.</w:t>
       </w:r>
     </w:p>
     <w:p>
@@ -626,7 +626,7 @@
         <w:pStyle w:val="ListBullet"/>
       </w:pPr>
       <w:r>
-        <w:t>Nhắc học sinh: buổi nào bận thì chọn “Không, em bận buổi này”; xếp hạng thì mỗi hạng chỉ chọn cho một CLB; tick trước các CLB muốn thi, tối đa 5 CLB mỗi buổi. Chỉ bài thi của CLB đã tick mới được tính điểm.</w:t>
+        <w:t>Nhắc học sinh: buổi nào bận thì chọn “Không, em bận buổi này”. Ở bảng Top, chọn CLB thích nhất ở Top 1, xếp bao nhiêu CLB cũng được, mỗi CLB chỉ chọn một lần. Tick trước các CLB muốn thi, tối đa 5. Sau đó chọn lần lượt CLB để làm bài, theo thứ tự trong danh sách; chỉ đề của CLB được chọn mới hiện ra. Chỉ bài của CLB đã tick và đã xếp ở bảng Top mới được tính điểm.</w:t>
       </w:r>
     </w:p>
     <w:p>
@@ -1061,7 +1061,7 @@
         <w:t xml:space="preserve">4. </w:t>
       </w:r>
       <w:r>
-        <w:t>Đối chiếu với trang “Cảnh báo” trong BANG_DIEM.xlsx. Hai cảnh báo hay gặp: em làm bài một CLB mà không tick CLB đó (bài không được tính), và em tick một CLB mà không làm bài.</w:t>
+        <w:t>Đối chiếu với trang “Cảnh báo” trong BANG_DIEM.xlsx. Hai cảnh báo hay gặp: em làm bài một CLB mà không tick hoặc không xếp ở bảng Top (bài không được tính), và em tick một CLB mà không làm bài.</w:t>
       </w:r>
     </w:p>
     <w:p>

--- a/mau_forms_thi_clb/HUONG_DAN_GOOGLE_FORMS.docx
+++ b/mau_forms_thi_clb/HUONG_DAN_GOOGLE_FORMS.docx
@@ -602,7 +602,7 @@
         <w:t>Làm thử.</w:t>
       </w:r>
       <w:r>
-        <w:t xml:space="preserve"> Bấm biểu tượng con mắt (Xem trước) và làm thử: chọn Không ở một buổi; ở buổi khác xếp vài CLB ở bảng Top, tick 2 CLB, chọn làm CLB thứ nhất, rồi CLB thứ hai, rồi “Em không thi thêm CLB nào buổi này”. Kiểm tra chỉ đề của 2 CLB đó hiện ra.</w:t>
+        <w:t xml:space="preserve"> Bấm biểu tượng con mắt (Xem trước) và làm thử: chọn Không ở một buổi; ở buổi khác chọn vài CLB ở Top 1, Top 2 (Top còn lại để “(Bỏ trống)”), tick 2 CLB, chọn làm CLB thứ nhất, rồi CLB thứ hai, rồi “Em không thi thêm CLB nào buổi này”. Kiểm tra chỉ đề của 2 CLB đó hiện ra.</w:t>
       </w:r>
     </w:p>
     <w:p>
@@ -626,7 +626,7 @@
         <w:pStyle w:val="ListBullet"/>
       </w:pPr>
       <w:r>
-        <w:t>Nhắc học sinh: buổi nào bận thì chọn “Không, em bận buổi này”. Ở bảng Top, chọn CLB thích nhất ở Top 1, xếp bao nhiêu CLB cũng được, mỗi CLB chỉ chọn một lần. Tick trước các CLB muốn thi, tối đa 5. Sau đó chọn lần lượt CLB để làm bài, theo thứ tự trong danh sách; chỉ đề của CLB được chọn mới hiện ra. Chỉ bài của CLB đã tick và đã xếp ở bảng Top mới được tính điểm.</w:t>
+        <w:t>Nhắc học sinh: buổi nào bận thì chọn “Không, em bận buổi này”. Bấm vào Top 1 và chọn CLB thích nhất trong danh sách, rồi Top 2...; Top không dùng thì để “(Bỏ trống)”; mỗi CLB chỉ chọn một lần. Tick trước các CLB muốn thi, tối đa 5. Sau đó chọn lần lượt CLB để làm bài, theo thứ tự trong danh sách; chỉ đề của CLB được chọn mới hiện ra. Chỉ bài của CLB đã tick và đã chọn ở một Top mới được tính điểm.</w:t>
       </w:r>
     </w:p>
     <w:p>
@@ -1061,7 +1061,7 @@
         <w:t xml:space="preserve">4. </w:t>
       </w:r>
       <w:r>
-        <w:t>Đối chiếu với trang “Cảnh báo” trong BANG_DIEM.xlsx. Hai cảnh báo hay gặp: em làm bài một CLB mà không tick hoặc không xếp ở bảng Top (bài không được tính), và em tick một CLB mà không làm bài.</w:t>
+        <w:t>Đối chiếu với trang “Cảnh báo” trong BANG_DIEM.xlsx. Hai cảnh báo hay gặp: em làm bài một CLB mà không tick hoặc không chọn ở Top nào (bài không được tính), và em tick một CLB mà không làm bài.</w:t>
       </w:r>
     </w:p>
     <w:p>

--- a/mau_forms_thi_clb/HUONG_DAN_GOOGLE_FORMS.docx
+++ b/mau_forms_thi_clb/HUONG_DAN_GOOGLE_FORMS.docx
@@ -773,7 +773,7 @@
                 <w:b w:val="0"/>
                 <w:sz w:val="20"/>
               </w:rPr>
-              <w:t>Xem kết quả. Có 4 trang: Bảng điểm (điểm từng CLB, thang 10), 02, 03 và Cảnh báo.</w:t>
+              <w:t>Xem kết quả. Có 2 trang: Bảng điểm (điểm từng CLB, thang 10) và Cảnh báo.</w:t>
             </w:r>
           </w:p>
         </w:tc>
@@ -790,7 +790,7 @@
                 <w:b/>
                 <w:sz w:val="20"/>
               </w:rPr>
-              <w:t>01_danh_sach_CLB.xlsx</w:t>
+              <w:t>SO_NHAP_CLB.xlsx</w:t>
             </w:r>
           </w:p>
         </w:tc>
@@ -805,71 +805,7 @@
                 <w:b w:val="0"/>
                 <w:sz w:val="20"/>
               </w:rPr>
-              <w:t>Nạp phần mềm. Phải điền cột capacity (chỉ tiêu) trước.</w:t>
-            </w:r>
-          </w:p>
-        </w:tc>
-      </w:tr>
-      <w:tr>
-        <w:tc>
-          <w:tcPr>
-            <w:tcW w:type="dxa" w:w="4320"/>
-          </w:tcPr>
-          <w:p>
-            <w:r/>
-            <w:r>
-              <w:rPr>
-                <w:b/>
-                <w:sz w:val="20"/>
-              </w:rPr>
-              <w:t>02_chon_CLB_muon_thi.xlsx</w:t>
-            </w:r>
-          </w:p>
-        </w:tc>
-        <w:tc>
-          <w:tcPr>
-            <w:tcW w:type="dxa" w:w="4320"/>
-          </w:tcPr>
-          <w:p>
-            <w:r/>
-            <w:r>
-              <w:rPr>
-                <w:b w:val="0"/>
-                <w:sz w:val="20"/>
-              </w:rPr>
-              <w:t>Nạp phần mềm. CLB em dự thi và điểm.</w:t>
-            </w:r>
-          </w:p>
-        </w:tc>
-      </w:tr>
-      <w:tr>
-        <w:tc>
-          <w:tcPr>
-            <w:tcW w:type="dxa" w:w="4320"/>
-          </w:tcPr>
-          <w:p>
-            <w:r/>
-            <w:r>
-              <w:rPr>
-                <w:b/>
-                <w:sz w:val="20"/>
-              </w:rPr>
-              <w:t>03_xep_hang_nguyen_vong.xlsx</w:t>
-            </w:r>
-          </w:p>
-        </w:tc>
-        <w:tc>
-          <w:tcPr>
-            <w:tcW w:type="dxa" w:w="4320"/>
-          </w:tcPr>
-          <w:p>
-            <w:r/>
-            <w:r>
-              <w:rPr>
-                <w:b w:val="0"/>
-                <w:sz w:val="20"/>
-              </w:rPr>
-              <w:t>Nạp phần mềm. Thứ tự nguyện vọng từng buổi.</w:t>
+              <w:t>Sổ nhập CLB: tệp DUY NHẤT nạp vào phần mềm. Trang “1. CLB” phải điền cột Chỉ tiêu trước. Trang “2. Học sinh”: nguyện vọng và điểm.</w:t>
             </w:r>
           </w:p>
         </w:tc>
@@ -1019,7 +955,7 @@
         <w:t xml:space="preserve">1. </w:t>
       </w:r>
       <w:r>
-        <w:t>Mở 01_danh_sach_CLB.xlsx bằng Excel. Điền cột capacity: số học sinh tối đa của từng CLB (lớn hơn 0). Nếu có suất dành cho nhóm ưu tiên thì điền reserve_capacity và reserve_group. Lưu lại.</w:t>
+        <w:t>Mở SO_NHAP_CLB.xlsx bằng Excel, trang “1. CLB”. Điền cột Chỉ tiêu: số học sinh tối đa của từng CLB (lớn hơn 0). Nếu có suất dành cho nhóm ưu tiên thì điền Suất ưu tiên và Nhóm ưu tiên. Lưu lại.</w:t>
       </w:r>
     </w:p>
     <w:p>
@@ -1033,7 +969,7 @@
         <w:t xml:space="preserve">2. </w:t>
       </w:r>
       <w:r>
-        <w:t>Nạp theo đúng thứ tự: 01, rồi 02, rồi 03.</w:t>
+        <w:t>Trong phần mềm, thẻ “01 · Vận hành sắp xếp”: kéo sổ vào ô nạp, xem dòng tóm tắt, bấm “Nhập sổ”.</w:t>
       </w:r>
     </w:p>
     <w:p>
@@ -1047,7 +983,7 @@
         <w:t xml:space="preserve">3. </w:t>
       </w:r>
       <w:r>
-        <w:t>Sau mỗi lần nạp, đọc hết phần cảnh báo của phần mềm. Nạp được không có nghĩa là không có gì sai.</w:t>
+        <w:t>Sau khi nạp, đọc hết phần cảnh báo của phần mềm. Nạp được không có nghĩa là không có gì sai.</w:t>
       </w:r>
     </w:p>
     <w:p>
@@ -1272,7 +1208,7 @@
                 <w:b w:val="0"/>
                 <w:sz w:val="20"/>
               </w:rPr>
-              <w:t>Chưa điền cột capacity trong 01_danh_sach_CLB.xlsx.</w:t>
+              <w:t>Chưa điền cột Chỉ tiêu ở trang “1. CLB” của SO_NHAP_CLB.xlsx.</w:t>
             </w:r>
           </w:p>
         </w:tc>
